--- a/KEERTHANA SANTHANAM 2026 D.docx
+++ b/KEERTHANA SANTHANAM 2026 D.docx
@@ -18,7 +18,7 @@
           <w:b/>
           <w:bCs/>
         </w:rPr>
-        <w:t>Associate</w:t>
+        <w:t>Data Engineer</w:t>
       </w:r>
       <w:r>
         <w:br/>
@@ -69,16 +69,10 @@
     </w:p>
     <w:p>
       <w:r>
-        <w:t xml:space="preserve">Results-driven IT professional with 5+ years of experience at Cognizant Technology Solutions, specializing in ETL </w:t>
-      </w:r>
-      <w:r>
-        <w:t>Testing</w:t>
-      </w:r>
-      <w:r>
-        <w:t>,</w:t>
-      </w:r>
-      <w:r>
-        <w:t xml:space="preserve"> ETL processes,</w:t>
+        <w:t xml:space="preserve">Results-driven IT professional with 5+ years of experience at Cognizant Technology Solutions, specializing in </w:t>
+      </w:r>
+      <w:r>
+        <w:t>ETL processes,</w:t>
       </w:r>
       <w:r>
         <w:t xml:space="preserve"> batch job execution, production support, and database management (Oracle SQL, Teradata). Skilled in Informatica PowerCenter, orchestration tools, UAC, Jira, Jenkins, GIT/Bitbucket, UNIX, Qlik Sense, and PostgreSQL. Extensive experience in Banking and Retail domains, delivering efficient solutions, meeting SLA targets, and leading cross-functional teams.</w:t>
@@ -611,54 +605,6 @@
       </w:pPr>
       <w:r>
         <w:t>Power BI Data Analyst (PL-300) – Microsoft, 2025</w:t>
-      </w:r>
-    </w:p>
-    <w:p>
-      <w:pPr>
-        <w:numPr>
-          <w:ilvl w:val="0"/>
-          <w:numId w:val="5"/>
-        </w:numPr>
-      </w:pPr>
-      <w:r>
-        <w:lastRenderedPageBreak/>
-        <w:t>Oracle Cloud Infrastructure 2025 Foundations Associate (1Z0-1085-25)</w:t>
-      </w:r>
-      <w:r>
-        <w:t>, 2024</w:t>
-      </w:r>
-    </w:p>
-    <w:p>
-      <w:pPr>
-        <w:numPr>
-          <w:ilvl w:val="0"/>
-          <w:numId w:val="5"/>
-        </w:numPr>
-      </w:pPr>
-      <w:r>
-        <w:t>Informatica PowerCenter – Udemy, 2023</w:t>
-      </w:r>
-    </w:p>
-    <w:p>
-      <w:pPr>
-        <w:numPr>
-          <w:ilvl w:val="0"/>
-          <w:numId w:val="5"/>
-        </w:numPr>
-      </w:pPr>
-      <w:r>
-        <w:t>SQL – Udemy, 2023</w:t>
-      </w:r>
-    </w:p>
-    <w:p>
-      <w:pPr>
-        <w:numPr>
-          <w:ilvl w:val="0"/>
-          <w:numId w:val="5"/>
-        </w:numPr>
-      </w:pPr>
-      <w:r>
-        <w:t>Selenium Automation Testing – Test Leaf, 2021</w:t>
       </w:r>
     </w:p>
     <w:sectPr>
@@ -2048,6 +1994,7 @@
   <w:style w:type="character" w:default="1" w:styleId="DefaultParagraphFont">
     <w:name w:val="Default Paragraph Font"/>
     <w:uiPriority w:val="1"/>
+    <w:semiHidden/>
     <w:unhideWhenUsed/>
   </w:style>
   <w:style w:type="table" w:default="1" w:styleId="TableNormal">
